--- a/mon/toan/khbd/lop10/KHBD_TOAN10_Bai14_DoPhanTan_T43-45.docx
+++ b/mon/toan/khbd/lop10/KHBD_TOAN10_Bai14_DoPhanTan_T43-45.docx
@@ -1684,7 +1684,7 @@
                 <w:rFonts w:ascii="Times New Roman" w:hAnsi="Times New Roman" w:eastAsia="Times New Roman" w:cs="Times New Roman"/>
                 <w:sz w:val="24"/>
               </w:rPr>
-              <w:t>5</w:t>
+              <w:t>7</w:t>
             </w:r>
           </w:p>
         </w:tc>
@@ -1736,7 +1736,7 @@
                 <w:rFonts w:ascii="Times New Roman" w:hAnsi="Times New Roman" w:eastAsia="Times New Roman" w:cs="Times New Roman"/>
                 <w:sz w:val="24"/>
               </w:rPr>
-              <w:t>40</w:t>
+              <w:t>38</w:t>
             </w:r>
           </w:p>
         </w:tc>
@@ -2102,7 +2102,7 @@
           <w:b/>
           <w:sz w:val="24"/>
         </w:rPr>
-        <w:t>1. Hoạt động 1: Mở đầu (5 phút)</w:t>
+        <w:t>1. Hoạt động 1: Mở đầu (7 phút)</w:t>
       </w:r>
     </w:p>
     <w:p>
@@ -2152,14 +2152,14 @@
           <w:b/>
           <w:sz w:val="24"/>
         </w:rPr>
-        <w:t>SGK tr.84.</w:t>
-      </w:r>
-      <w:r>
-        <w:rPr>
-          <w:rFonts w:ascii="Times New Roman" w:hAnsi="Times New Roman" w:eastAsia="Times New Roman" w:cs="Times New Roman"/>
-          <w:sz w:val="24"/>
-        </w:rPr>
-        <w:t xml:space="preserve"> Dưới đây là điểm trung bình môn học kì I của hai bạn An và Bình. Điểm trung bình môn học kì của An và Bình đều là 8,0 nhưng rõ ràng Bình "học đều" hơn An. Có thể dùng những số đặc trưng nào để đo mức độ "học đều"? Bài này sẽ giới thiệu một vài số đặc trưng như vậy.</w:t>
+        <w:t>Video mở đầu</w:t>
+      </w:r>
+      <w:r>
+        <w:rPr>
+          <w:rFonts w:ascii="Times New Roman" w:hAnsi="Times New Roman" w:eastAsia="Times New Roman" w:cs="Times New Roman"/>
+          <w:sz w:val="24"/>
+        </w:rPr>
+        <w:t xml:space="preserve"> (0 phút 45 giây; ảnh thật, lồng tiếng và phụ đề tiếng Việt – phù hợp cả lớp có HS khiếm thính): https://trangtu66.github.io/Taode_thi_online/mon/toan/video/lop10/VIDEO_MoDau_TOAN10_Bai14_DoPhanTan.mp4. GV chiếu đầu tiết (bản Full HD trên máy: thư mục KHBD_TOAN10); HS quét mã QR để xem lại. Video chỉ nêu tình huống, câu hỏi – không nói đáp án.</w:t>
       </w:r>
     </w:p>
     <w:p>
@@ -2170,8 +2170,69 @@
       <w:r>
         <w:drawing>
           <wp:inline xmlns:a="http://schemas.openxmlformats.org/drawingml/2006/main" xmlns:pic="http://schemas.openxmlformats.org/drawingml/2006/picture">
+            <wp:extent cx="936000" cy="936000"/>
+            <wp:docPr id="2" name="Picture 2"/>
+            <wp:cNvGraphicFramePr>
+              <a:graphicFrameLocks noChangeAspect="1"/>
+            </wp:cNvGraphicFramePr>
+            <a:graphic>
+              <a:graphicData uri="http://schemas.openxmlformats.org/drawingml/2006/picture">
+                <pic:pic>
+                  <pic:nvPicPr>
+                    <pic:cNvPr id="0" name="QR_VideoMoDau_bai14.png"/>
+                    <pic:cNvPicPr/>
+                  </pic:nvPicPr>
+                  <pic:blipFill>
+                    <a:blip r:embed="rId12"/>
+                    <a:stretch>
+                      <a:fillRect/>
+                    </a:stretch>
+                  </pic:blipFill>
+                  <pic:spPr>
+                    <a:xfrm>
+                      <a:off x="0" y="0"/>
+                      <a:ext cx="936000" cy="936000"/>
+                    </a:xfrm>
+                    <a:prstGeom prst="rect"/>
+                  </pic:spPr>
+                </pic:pic>
+              </a:graphicData>
+            </a:graphic>
+          </wp:inline>
+        </w:drawing>
+      </w:r>
+    </w:p>
+    <w:p>
+      <w:pPr>
+        <w:spacing w:before="0" w:after="60" w:line="264" w:lineRule="auto"/>
+        <w:jc w:val="both"/>
+      </w:pPr>
+      <w:r>
+        <w:rPr>
+          <w:rFonts w:ascii="Times New Roman" w:hAnsi="Times New Roman" w:eastAsia="Times New Roman" w:cs="Times New Roman"/>
+          <w:b/>
+          <w:sz w:val="24"/>
+        </w:rPr>
+        <w:t>SGK tr.84.</w:t>
+      </w:r>
+      <w:r>
+        <w:rPr>
+          <w:rFonts w:ascii="Times New Roman" w:hAnsi="Times New Roman" w:eastAsia="Times New Roman" w:cs="Times New Roman"/>
+          <w:sz w:val="24"/>
+        </w:rPr>
+        <w:t xml:space="preserve"> Dưới đây là điểm trung bình môn học kì I của hai bạn An và Bình. Điểm trung bình môn học kì của An và Bình đều là 8,0 nhưng rõ ràng Bình "học đều" hơn An. Có thể dùng những số đặc trưng nào để đo mức độ "học đều"? Bài này sẽ giới thiệu một vài số đặc trưng như vậy.</w:t>
+      </w:r>
+    </w:p>
+    <w:p>
+      <w:pPr>
+        <w:spacing w:before="40" w:after="80" w:line="264" w:lineRule="auto"/>
+        <w:jc w:val="center"/>
+      </w:pPr>
+      <w:r>
+        <w:drawing>
+          <wp:inline xmlns:a="http://schemas.openxmlformats.org/drawingml/2006/main" xmlns:pic="http://schemas.openxmlformats.org/drawingml/2006/picture">
             <wp:extent cx="4680000" cy="689951"/>
-            <wp:docPr id="2" name="Picture 2"/>
+            <wp:docPr id="3" name="Picture 3"/>
             <wp:cNvGraphicFramePr>
               <a:graphicFrameLocks noChangeAspect="1"/>
             </wp:cNvGraphicFramePr>
@@ -2183,7 +2244,7 @@
                     <pic:cNvPicPr/>
                   </pic:nvPicPr>
                   <pic:blipFill>
-                    <a:blip r:embed="rId12"/>
+                    <a:blip r:embed="rId13"/>
                     <a:stretch>
                       <a:fillRect/>
                     </a:stretch>
@@ -2319,7 +2380,7 @@
           <w:rFonts w:ascii="Times New Roman" w:hAnsi="Times New Roman" w:eastAsia="Times New Roman" w:cs="Times New Roman"/>
           <w:sz w:val="24"/>
         </w:rPr>
-        <w:t xml:space="preserve"> GV chiếu bảng điểm, hỏi: điểm trung bình bằng nhau, vì sao nói Bình học đều hơn?</w:t>
+        <w:t xml:space="preserve"> GV chiếu video mở đầu (0 phút 45 giây). Sau video, GV chiếu bảng điểm, hỏi: điểm trung bình bằng nhau, vì sao nói Bình học đều hơn?</w:t>
       </w:r>
     </w:p>
     <w:p>
@@ -2424,7 +2485,7 @@
           <w:b/>
           <w:sz w:val="24"/>
         </w:rPr>
-        <w:t>2. Hoạt động 2: Hình thành kiến thức mới (85 phút)</w:t>
+        <w:t>2. Hoạt động 2: Hình thành kiến thức mới (83 phút)</w:t>
       </w:r>
     </w:p>
     <w:p>
@@ -2439,7 +2500,7 @@
           <w:b/>
           <w:sz w:val="24"/>
         </w:rPr>
-        <w:t>2.1. Khoảng biến thiên và khoảng tứ phân vị (40 phút)</w:t>
+        <w:t>2.1. Khoảng biến thiên và khoảng tứ phân vị (38 phút)</w:t>
       </w:r>
     </w:p>
     <w:p>
@@ -5958,7 +6019,7 @@
         <w:drawing>
           <wp:inline xmlns:a="http://schemas.openxmlformats.org/drawingml/2006/main" xmlns:pic="http://schemas.openxmlformats.org/drawingml/2006/picture">
             <wp:extent cx="4320000" cy="978993"/>
-            <wp:docPr id="3" name="Picture 3"/>
+            <wp:docPr id="4" name="Picture 4"/>
             <wp:cNvGraphicFramePr>
               <a:graphicFrameLocks noChangeAspect="1"/>
             </wp:cNvGraphicFramePr>
@@ -5970,7 +6031,7 @@
                     <pic:cNvPicPr/>
                   </pic:nvPicPr>
                   <pic:blipFill>
-                    <a:blip r:embed="rId13"/>
+                    <a:blip r:embed="rId14"/>
                     <a:stretch>
                       <a:fillRect/>
                     </a:stretch>
@@ -6239,7 +6300,7 @@
         <w:drawing>
           <wp:inline xmlns:a="http://schemas.openxmlformats.org/drawingml/2006/main" xmlns:pic="http://schemas.openxmlformats.org/drawingml/2006/picture">
             <wp:extent cx="3960000" cy="922059"/>
-            <wp:docPr id="4" name="Picture 4"/>
+            <wp:docPr id="5" name="Picture 5"/>
             <wp:cNvGraphicFramePr>
               <a:graphicFrameLocks noChangeAspect="1"/>
             </wp:cNvGraphicFramePr>
@@ -6251,7 +6312,7 @@
                     <pic:cNvPicPr/>
                   </pic:nvPicPr>
                   <pic:blipFill>
-                    <a:blip r:embed="rId14"/>
+                    <a:blip r:embed="rId15"/>
                     <a:stretch>
                       <a:fillRect/>
                     </a:stretch>
@@ -7337,7 +7398,7 @@
         <w:drawing>
           <wp:inline xmlns:a="http://schemas.openxmlformats.org/drawingml/2006/main" xmlns:pic="http://schemas.openxmlformats.org/drawingml/2006/picture">
             <wp:extent cx="4320000" cy="1672258"/>
-            <wp:docPr id="5" name="Picture 5"/>
+            <wp:docPr id="6" name="Picture 6"/>
             <wp:cNvGraphicFramePr>
               <a:graphicFrameLocks noChangeAspect="1"/>
             </wp:cNvGraphicFramePr>
@@ -7349,7 +7410,7 @@
                     <pic:cNvPicPr/>
                   </pic:nvPicPr>
                   <pic:blipFill>
-                    <a:blip r:embed="rId15"/>
+                    <a:blip r:embed="rId16"/>
                     <a:stretch>
                       <a:fillRect/>
                     </a:stretch>
@@ -7770,7 +7831,7 @@
         <w:drawing>
           <wp:inline xmlns:a="http://schemas.openxmlformats.org/drawingml/2006/main" xmlns:pic="http://schemas.openxmlformats.org/drawingml/2006/picture">
             <wp:extent cx="6300000" cy="3537572"/>
-            <wp:docPr id="6" name="Picture 6"/>
+            <wp:docPr id="7" name="Picture 7"/>
             <wp:cNvGraphicFramePr>
               <a:graphicFrameLocks noChangeAspect="1"/>
             </wp:cNvGraphicFramePr>
@@ -7782,7 +7843,7 @@
                     <pic:cNvPicPr/>
                   </pic:nvPicPr>
                   <pic:blipFill>
-                    <a:blip r:embed="rId16"/>
+                    <a:blip r:embed="rId17"/>
                     <a:stretch>
                       <a:fillRect/>
                     </a:stretch>
@@ -7843,7 +7904,7 @@
               <w:drawing>
                 <wp:inline xmlns:a="http://schemas.openxmlformats.org/drawingml/2006/main" xmlns:pic="http://schemas.openxmlformats.org/drawingml/2006/picture">
                   <wp:extent cx="1296000" cy="1296000"/>
-                  <wp:docPr id="7" name="Picture 7"/>
+                  <wp:docPr id="8" name="Picture 8"/>
                   <wp:cNvGraphicFramePr>
                     <a:graphicFrameLocks noChangeAspect="1"/>
                   </wp:cNvGraphicFramePr>
@@ -7855,7 +7916,7 @@
                           <pic:cNvPicPr/>
                         </pic:nvPicPr>
                         <pic:blipFill>
-                          <a:blip r:embed="rId17"/>
+                          <a:blip r:embed="rId18"/>
                           <a:stretch>
                             <a:fillRect/>
                           </a:stretch>
@@ -11959,7 +12020,7 @@
         <w:drawing>
           <wp:inline xmlns:a="http://schemas.openxmlformats.org/drawingml/2006/main" xmlns:pic="http://schemas.openxmlformats.org/drawingml/2006/picture">
             <wp:extent cx="3240000" cy="525890"/>
-            <wp:docPr id="8" name="Picture 8"/>
+            <wp:docPr id="9" name="Picture 9"/>
             <wp:cNvGraphicFramePr>
               <a:graphicFrameLocks noChangeAspect="1"/>
             </wp:cNvGraphicFramePr>
@@ -11971,7 +12032,7 @@
                     <pic:cNvPicPr/>
                   </pic:nvPicPr>
                   <pic:blipFill>
-                    <a:blip r:embed="rId18"/>
+                    <a:blip r:embed="rId19"/>
                     <a:stretch>
                       <a:fillRect/>
                     </a:stretch>
@@ -13017,6 +13078,84 @@
                 <w:sz w:val="24"/>
               </w:rPr>
               <w:t>Dùng ở</w:t>
+            </w:r>
+          </w:p>
+        </w:tc>
+      </w:tr>
+      <w:tr>
+        <w:tc>
+          <w:tcPr>
+            <w:tcW w:type="dxa" w:w="3061"/>
+            <w:vAlign w:val="center"/>
+          </w:tcPr>
+          <w:p>
+            <w:pPr>
+              <w:spacing w:before="0" w:after="20" w:line="264" w:lineRule="auto"/>
+              <w:jc w:val="left"/>
+            </w:pPr>
+            <w:r>
+              <w:rPr>
+                <w:rFonts w:ascii="Times New Roman" w:hAnsi="Times New Roman" w:eastAsia="Times New Roman" w:cs="Times New Roman"/>
+                <w:sz w:val="24"/>
+              </w:rPr>
+              <w:t>Video mở đầu – Bài 14. Các số đặc trưng đo độ phân tán (GV tự dựng)</w:t>
+            </w:r>
+          </w:p>
+        </w:tc>
+        <w:tc>
+          <w:tcPr>
+            <w:tcW w:type="dxa" w:w="2041"/>
+            <w:vAlign w:val="center"/>
+          </w:tcPr>
+          <w:p>
+            <w:pPr>
+              <w:spacing w:before="0" w:after="20" w:line="264" w:lineRule="auto"/>
+              <w:jc w:val="center"/>
+            </w:pPr>
+            <w:r>
+              <w:rPr>
+                <w:rFonts w:ascii="Times New Roman" w:hAnsi="Times New Roman" w:eastAsia="Times New Roman" w:cs="Times New Roman"/>
+                <w:sz w:val="24"/>
+              </w:rPr>
+              <w:t>Taode_thi_online (ảnh Wikimedia Commons, giọng đọc tổng hợp)</w:t>
+            </w:r>
+          </w:p>
+        </w:tc>
+        <w:tc>
+          <w:tcPr>
+            <w:tcW w:type="dxa" w:w="3061"/>
+            <w:vAlign w:val="center"/>
+          </w:tcPr>
+          <w:p>
+            <w:pPr>
+              <w:spacing w:before="0" w:after="20" w:line="264" w:lineRule="auto"/>
+              <w:jc w:val="center"/>
+            </w:pPr>
+            <w:r>
+              <w:rPr>
+                <w:rFonts w:ascii="Times New Roman" w:hAnsi="Times New Roman" w:eastAsia="Times New Roman" w:cs="Times New Roman"/>
+                <w:sz w:val="24"/>
+              </w:rPr>
+              <w:t>https://trangtu66.github.io/Taode_thi_online/mon/toan/video/lop10/VIDEO_MoDau_TOAN10_Bai14_DoPhanTan.mp4</w:t>
+            </w:r>
+          </w:p>
+        </w:tc>
+        <w:tc>
+          <w:tcPr>
+            <w:tcW w:type="dxa" w:w="2041"/>
+            <w:vAlign w:val="center"/>
+          </w:tcPr>
+          <w:p>
+            <w:pPr>
+              <w:spacing w:before="0" w:after="20" w:line="264" w:lineRule="auto"/>
+              <w:jc w:val="center"/>
+            </w:pPr>
+            <w:r>
+              <w:rPr>
+                <w:rFonts w:ascii="Times New Roman" w:hAnsi="Times New Roman" w:eastAsia="Times New Roman" w:cs="Times New Roman"/>
+                <w:sz w:val="24"/>
+              </w:rPr>
+              <w:t>HĐ1 – chiếu đầu Tiết 1</w:t>
             </w:r>
           </w:p>
         </w:tc>
